--- a/iskar_master_spec_v151.docx
+++ b/iskar_master_spec_v151.docx
@@ -13774,7 +13774,7 @@
       </w:pPr>
       <w:r>
         <w:rPr/>
-        <w:t xml:space="preserve">Her company of Marines, about 100 strong, lives aboard as part of the fleet’s standing Marine distribution. It stands watch on the locks, the hold sections, and the plant, guards the surface depots, and goes aboard anything the escort stops. A compact utility bay beside the Marine spaces takes two of the flagship’s Storks on detachment for each working cycle, with protected servicing and direct access to the locks; they return to the Hangar Bay when she comes home.</w:t>
+        <w:t xml:space="preserve">Her company of Marines, about 100 strong, lives aboard as part of the fleet’s standing Marine distribution. It stands watch on the locks, the hold sections, and the plant, guards the surface depots, and goes aboard anything the escort stops, carried across in the escort’s Storks.</w:t>
       </w:r>
     </w:p>
     <w:p>
